--- a/Group1.docx
+++ b/Group1.docx
@@ -63,6 +63,21 @@
     <w:p>
       <w:r>
         <w:t>6. UJYAKUVUGA Gilbert</w:t>
+      </w:r>
+    </w:p>
+    <w:p>
+      <w:r>
+        <w:t xml:space="preserve">7. HAGENIMANA </w:t>
+      </w:r>
+      <w:proofErr w:type="spellStart"/>
+      <w:r>
+        <w:t>Fiston</w:t>
+      </w:r>
+      <w:proofErr w:type="spellEnd"/>
+    </w:p>
+    <w:p>
+      <w:r>
+        <w:t>8. UWIMANA Adelphine</w:t>
       </w:r>
       <w:bookmarkStart w:id="0" w:name="_GoBack"/>
       <w:bookmarkEnd w:id="0"/>
